--- a/generated_documents/제품설명회_신청서_20251003_17_00.docx
+++ b/generated_documents/제품설명회_신청서_20251003_17_00.docx
@@ -130,7 +130,7 @@
           </w:tcPr>
           <w:p>
             <w:r>
-              <w:t>서울 서초구 반포대로 45 세미나실</w:t>
+              <w:t>서울 마포구 월드컵북로 21 대회의실</w:t>
             </w:r>
           </w:p>
         </w:tc>
@@ -155,7 +155,7 @@
           </w:tcPr>
           <w:p>
             <w:r>
-              <w:t>테스트약3</w:t>
+              <w:t>테스트약</w:t>
             </w:r>
           </w:p>
         </w:tc>
@@ -178,7 +178,7 @@
           </w:tcPr>
           <w:p>
             <w:r>
-              <w:t>37명</w:t>
+              <w:t>38명</w:t>
             </w:r>
           </w:p>
         </w:tc>
